--- a/Video Game Design - year/Unit 4 - Player Controls & Input/Daily Lesson Plans/Word/Day 15.docx
+++ b/Video Game Design - year/Unit 4 - Player Controls & Input/Daily Lesson Plans/Word/Day 15.docx
@@ -50,16 +50,19 @@
               </w:rPr>
               <w:t xml:space="preserve">Video Game Design — Full Year</w:t>
             </w:r>
-          </w:p>
-          <w:p>
-            <w:pPr>
-              <w:spacing w:before="40"/>
-              <w:jc w:val="center"/>
-            </w:pPr>
-            <w:r>
-              <w:rPr>
-                <w:rFonts w:ascii="Arial" w:cs="Arial" w:eastAsia="Arial" w:hAnsi="Arial"/>
-                <w:color w:val="D1C4E9"/>
+            <w:r>
+              <w:rPr>
+                <w:rFonts w:ascii="Arial" w:cs="Arial" w:eastAsia="Arial" w:hAnsi="Arial"/>
+                <w:sz w:val="16"/>
+                <w:szCs w:val="16"/>
+              </w:rPr>
+              <w:br/>
+              <w:t xml:space="preserve"/>
+            </w:r>
+            <w:r>
+              <w:rPr>
+                <w:rFonts w:ascii="Arial" w:cs="Arial" w:eastAsia="Arial" w:hAnsi="Arial"/>
+                <w:color w:val="CE93D8"/>
                 <w:sz w:val="16"/>
                 <w:szCs w:val="16"/>
               </w:rPr>
@@ -83,7 +86,7 @@
           <w:rFonts w:ascii="Arial" w:cs="Arial" w:eastAsia="Arial" w:hAnsi="Arial"/>
           <w:b/>
           <w:bCs/>
-          <w:color w:val="311B56"/>
+          <w:color w:val="5B2D8E"/>
           <w:sz w:val="32"/>
           <w:szCs w:val="32"/>
         </w:rPr>
@@ -261,9 +264,9 @@
               <w:right w:val="single" w:color="CCCCCC" w:sz="1"/>
             </w:tcBorders>
             <w:tcMar>
-              <w:top w:type="dxa" w:w="60"/>
+              <w:top w:type="dxa" w:w="80"/>
               <w:left w:type="dxa" w:w="120"/>
-              <w:bottom w:type="dxa" w:w="60"/>
+              <w:bottom w:type="dxa" w:w="80"/>
               <w:right w:type="dxa" w:w="120"/>
             </w:tcMar>
           </w:tcPr>
@@ -290,20 +293,213 @@
               <w:right w:val="single" w:color="CCCCCC" w:sz="1"/>
             </w:tcBorders>
             <w:tcMar>
-              <w:top w:type="dxa" w:w="60"/>
+              <w:top w:type="dxa" w:w="80"/>
               <w:left w:type="dxa" w:w="120"/>
-              <w:bottom w:type="dxa" w:w="60"/>
+              <w:bottom w:type="dxa" w:w="80"/>
               <w:right w:type="dxa" w:w="120"/>
             </w:tcMar>
           </w:tcPr>
           <w:p>
-            <w:r>
-              <w:rPr>
-                <w:rFonts w:ascii="Arial" w:cs="Arial" w:eastAsia="Arial" w:hAnsi="Arial"/>
-                <w:sz w:val="20"/>
-                <w:szCs w:val="20"/>
+            <w:pPr>
+              <w:spacing w:after="80" w:before="80"/>
+            </w:pPr>
+            <w:r>
+              <w:rPr>
+                <w:rFonts w:ascii="Arial" w:cs="Arial" w:eastAsia="Arial" w:hAnsi="Arial"/>
+                <w:b/>
+                <w:bCs/>
+                <w:i w:val="false"/>
+                <w:iCs w:val="false"/>
+                <w:color w:val="000000"/>
+                <w:sz w:val="22"/>
+                <w:szCs w:val="22"/>
               </w:rPr>
               <w:t xml:space="preserve">Bell Ringer / Review</w:t>
+            </w:r>
+            <w:r>
+              <w:rPr>
+                <w:rFonts w:ascii="Arial" w:cs="Arial" w:eastAsia="Arial" w:hAnsi="Arial"/>
+                <w:sz w:val="20"/>
+                <w:szCs w:val="20"/>
+              </w:rPr>
+              <w:br/>
+              <w:t xml:space="preserve"/>
+            </w:r>
+            <w:r>
+              <w:rPr>
+                <w:rFonts w:ascii="Arial" w:cs="Arial" w:eastAsia="Arial" w:hAnsi="Arial"/>
+                <w:sz w:val="20"/>
+                <w:szCs w:val="20"/>
+              </w:rPr>
+              <w:br/>
+              <w:t xml:space="preserve"/>
+            </w:r>
+            <w:r>
+              <w:rPr>
+                <w:rFonts w:ascii="Arial" w:cs="Arial" w:eastAsia="Arial" w:hAnsi="Arial"/>
+                <w:b/>
+                <w:bCs/>
+                <w:i w:val="false"/>
+                <w:iCs w:val="false"/>
+                <w:color w:val="000000"/>
+                <w:sz w:val="20"/>
+                <w:szCs w:val="20"/>
+              </w:rPr>
+              <w:t xml:space="preserve">Quick Write </w:t>
+            </w:r>
+            <w:r>
+              <w:rPr>
+                <w:rFonts w:ascii="Arial" w:cs="Arial" w:eastAsia="Arial" w:hAnsi="Arial"/>
+                <w:b w:val="false"/>
+                <w:bCs w:val="false"/>
+                <w:i w:val="false"/>
+                <w:iCs w:val="false"/>
+                <w:color w:val="000000"/>
+                <w:sz w:val="20"/>
+                <w:szCs w:val="20"/>
+              </w:rPr>
+              <w:t xml:space="preserve">(3 min — written or verbal):</w:t>
+            </w:r>
+            <w:r>
+              <w:rPr>
+                <w:rFonts w:ascii="Arial" w:cs="Arial" w:eastAsia="Arial" w:hAnsi="Arial"/>
+                <w:sz w:val="20"/>
+                <w:szCs w:val="20"/>
+              </w:rPr>
+              <w:br/>
+              <w:t xml:space="preserve"/>
+            </w:r>
+            <w:r>
+              <w:rPr>
+                <w:rFonts w:ascii="Arial" w:cs="Arial" w:eastAsia="Arial" w:hAnsi="Arial"/>
+                <w:b w:val="false"/>
+                <w:bCs w:val="false"/>
+                <w:i w:val="false"/>
+                <w:iCs w:val="false"/>
+                <w:color w:val="000000"/>
+                <w:sz w:val="20"/>
+                <w:szCs w:val="20"/>
+              </w:rPr>
+              <w:t xml:space="preserve">    What do you already know about how to use Unity's Animator component to trigger animations from code?</w:t>
+            </w:r>
+            <w:r>
+              <w:rPr>
+                <w:rFonts w:ascii="Arial" w:cs="Arial" w:eastAsia="Arial" w:hAnsi="Arial"/>
+                <w:sz w:val="20"/>
+                <w:szCs w:val="20"/>
+              </w:rPr>
+              <w:br/>
+              <w:t xml:space="preserve"/>
+            </w:r>
+            <w:r>
+              <w:rPr>
+                <w:rFonts w:ascii="Arial" w:cs="Arial" w:eastAsia="Arial" w:hAnsi="Arial"/>
+                <w:sz w:val="20"/>
+                <w:szCs w:val="20"/>
+              </w:rPr>
+              <w:br/>
+              <w:t xml:space="preserve"/>
+            </w:r>
+            <w:r>
+              <w:rPr>
+                <w:rFonts w:ascii="Arial" w:cs="Arial" w:eastAsia="Arial" w:hAnsi="Arial"/>
+                <w:b/>
+                <w:bCs/>
+                <w:i w:val="false"/>
+                <w:iCs w:val="false"/>
+                <w:color w:val="000000"/>
+                <w:sz w:val="20"/>
+                <w:szCs w:val="20"/>
+              </w:rPr>
+              <w:t xml:space="preserve">Vocabulary Preview — </w:t>
+            </w:r>
+            <w:r>
+              <w:rPr>
+                <w:rFonts w:ascii="Arial" w:cs="Arial" w:eastAsia="Arial" w:hAnsi="Arial"/>
+                <w:b w:val="false"/>
+                <w:bCs w:val="false"/>
+                <w:i w:val="false"/>
+                <w:iCs w:val="false"/>
+                <w:color w:val="000000"/>
+                <w:sz w:val="20"/>
+                <w:szCs w:val="20"/>
+              </w:rPr>
+              <w:t xml:space="preserve">terms we'll use today:</w:t>
+            </w:r>
+            <w:r>
+              <w:rPr>
+                <w:rFonts w:ascii="Arial" w:cs="Arial" w:eastAsia="Arial" w:hAnsi="Arial"/>
+                <w:sz w:val="20"/>
+                <w:szCs w:val="20"/>
+              </w:rPr>
+              <w:br/>
+              <w:t xml:space="preserve"/>
+            </w:r>
+            <w:r>
+              <w:rPr>
+                <w:rFonts w:ascii="Arial" w:cs="Arial" w:eastAsia="Arial" w:hAnsi="Arial"/>
+                <w:b w:val="false"/>
+                <w:bCs w:val="false"/>
+                <w:i w:val="false"/>
+                <w:iCs w:val="false"/>
+                <w:color w:val="000000"/>
+                <w:sz w:val="20"/>
+                <w:szCs w:val="20"/>
+              </w:rPr>
+              <w:t xml:space="preserve">    • Animator Component   •   Animator Parameters   •   Bool   •   Float   •   Int   •   Trigger</w:t>
+            </w:r>
+            <w:r>
+              <w:rPr>
+                <w:rFonts w:ascii="Arial" w:cs="Arial" w:eastAsia="Arial" w:hAnsi="Arial"/>
+                <w:sz w:val="20"/>
+                <w:szCs w:val="20"/>
+              </w:rPr>
+              <w:br/>
+              <w:t xml:space="preserve"/>
+            </w:r>
+            <w:r>
+              <w:rPr>
+                <w:rFonts w:ascii="Arial" w:cs="Arial" w:eastAsia="Arial" w:hAnsi="Arial"/>
+                <w:sz w:val="20"/>
+                <w:szCs w:val="20"/>
+              </w:rPr>
+              <w:br/>
+              <w:t xml:space="preserve"/>
+            </w:r>
+            <w:r>
+              <w:rPr>
+                <w:rFonts w:ascii="Arial" w:cs="Arial" w:eastAsia="Arial" w:hAnsi="Arial"/>
+                <w:b w:val="false"/>
+                <w:bCs w:val="false"/>
+                <w:i/>
+                <w:iCs/>
+                <w:color w:val="444444"/>
+                <w:sz w:val="20"/>
+                <w:szCs w:val="20"/>
+              </w:rPr>
+              <w:t xml:space="preserve">Today's Goal: By the end of class you will be able to use Unity's Animator component to trigger animations from code.</w:t>
+            </w:r>
+            <w:r>
+              <w:rPr>
+                <w:rFonts w:ascii="Arial" w:cs="Arial" w:eastAsia="Arial" w:hAnsi="Arial"/>
+                <w:sz w:val="20"/>
+                <w:szCs w:val="20"/>
+              </w:rPr>
+              <w:br/>
+              <w:t xml:space="preserve"/>
+            </w:r>
+            <w:r>
+              <w:rPr>
+                <w:rFonts w:ascii="Arial" w:cs="Arial" w:eastAsia="Arial" w:hAnsi="Arial"/>
+                <w:b w:val="false"/>
+                <w:bCs w:val="false"/>
+                <w:i/>
+                <w:iCs/>
+                <w:color w:val="555555"/>
+                <w:sz w:val="20"/>
+                <w:szCs w:val="20"/>
+              </w:rPr>
+              <w:t xml:space="preserve">→ Pair-share your response, then 2–3 students share with the class.</w:t>
             </w:r>
           </w:p>
         </w:tc>
@@ -319,9 +515,9 @@
               <w:right w:val="single" w:color="CCCCCC" w:sz="1"/>
             </w:tcBorders>
             <w:tcMar>
-              <w:top w:type="dxa" w:w="60"/>
+              <w:top w:type="dxa" w:w="80"/>
               <w:left w:type="dxa" w:w="120"/>
-              <w:bottom w:type="dxa" w:w="60"/>
+              <w:bottom w:type="dxa" w:w="80"/>
               <w:right w:type="dxa" w:w="120"/>
             </w:tcMar>
           </w:tcPr>
@@ -348,20 +544,446 @@
               <w:right w:val="single" w:color="CCCCCC" w:sz="1"/>
             </w:tcBorders>
             <w:tcMar>
-              <w:top w:type="dxa" w:w="60"/>
+              <w:top w:type="dxa" w:w="80"/>
               <w:left w:type="dxa" w:w="120"/>
-              <w:bottom w:type="dxa" w:w="60"/>
+              <w:bottom w:type="dxa" w:w="80"/>
               <w:right w:type="dxa" w:w="120"/>
             </w:tcMar>
           </w:tcPr>
           <w:p>
-            <w:r>
-              <w:rPr>
-                <w:rFonts w:ascii="Arial" w:cs="Arial" w:eastAsia="Arial" w:hAnsi="Arial"/>
-                <w:sz w:val="20"/>
-                <w:szCs w:val="20"/>
-              </w:rPr>
-              <w:t xml:space="preserve">Mini Lesson: Animator Component &amp; Parameter Control</w:t>
+            <w:pPr>
+              <w:spacing w:after="80" w:before="80"/>
+            </w:pPr>
+            <w:r>
+              <w:rPr>
+                <w:rFonts w:ascii="Arial" w:cs="Arial" w:eastAsia="Arial" w:hAnsi="Arial"/>
+                <w:b/>
+                <w:bCs/>
+                <w:i w:val="false"/>
+                <w:iCs w:val="false"/>
+                <w:color w:val="000000"/>
+                <w:sz w:val="22"/>
+                <w:szCs w:val="22"/>
+              </w:rPr>
+              <w:t xml:space="preserve">Mini Lesson: </w:t>
+            </w:r>
+            <w:r>
+              <w:rPr>
+                <w:rFonts w:ascii="Arial" w:cs="Arial" w:eastAsia="Arial" w:hAnsi="Arial"/>
+                <w:b w:val="false"/>
+                <w:bCs w:val="false"/>
+                <w:i w:val="false"/>
+                <w:iCs w:val="false"/>
+                <w:color w:val="000000"/>
+                <w:sz w:val="22"/>
+                <w:szCs w:val="22"/>
+              </w:rPr>
+              <w:t xml:space="preserve">Animator Component &amp; Parameter Control</w:t>
+            </w:r>
+            <w:r>
+              <w:rPr>
+                <w:rFonts w:ascii="Arial" w:cs="Arial" w:eastAsia="Arial" w:hAnsi="Arial"/>
+                <w:sz w:val="20"/>
+                <w:szCs w:val="20"/>
+              </w:rPr>
+              <w:br/>
+              <w:t xml:space="preserve"/>
+            </w:r>
+            <w:r>
+              <w:rPr>
+                <w:rFonts w:ascii="Arial" w:cs="Arial" w:eastAsia="Arial" w:hAnsi="Arial"/>
+                <w:sz w:val="20"/>
+                <w:szCs w:val="20"/>
+              </w:rPr>
+              <w:br/>
+              <w:t xml:space="preserve"/>
+            </w:r>
+            <w:r>
+              <w:rPr>
+                <w:rFonts w:ascii="Arial" w:cs="Arial" w:eastAsia="Arial" w:hAnsi="Arial"/>
+                <w:b/>
+                <w:bCs/>
+                <w:i/>
+                <w:iCs/>
+                <w:color w:val="000000"/>
+                <w:sz w:val="20"/>
+                <w:szCs w:val="20"/>
+              </w:rPr>
+              <w:t xml:space="preserve">Learning Target: </w:t>
+            </w:r>
+            <w:r>
+              <w:rPr>
+                <w:rFonts w:ascii="Arial" w:cs="Arial" w:eastAsia="Arial" w:hAnsi="Arial"/>
+                <w:b w:val="false"/>
+                <w:bCs w:val="false"/>
+                <w:i/>
+                <w:iCs/>
+                <w:color w:val="333333"/>
+                <w:sz w:val="20"/>
+                <w:szCs w:val="20"/>
+              </w:rPr>
+              <w:t xml:space="preserve">I can use Unity's Animator component to trigger animations from code.</w:t>
+            </w:r>
+            <w:r>
+              <w:rPr>
+                <w:rFonts w:ascii="Arial" w:cs="Arial" w:eastAsia="Arial" w:hAnsi="Arial"/>
+                <w:sz w:val="20"/>
+                <w:szCs w:val="20"/>
+              </w:rPr>
+              <w:br/>
+              <w:t xml:space="preserve"/>
+            </w:r>
+            <w:r>
+              <w:rPr>
+                <w:rFonts w:ascii="Arial" w:cs="Arial" w:eastAsia="Arial" w:hAnsi="Arial"/>
+                <w:sz w:val="20"/>
+                <w:szCs w:val="20"/>
+              </w:rPr>
+              <w:br/>
+              <w:t xml:space="preserve"/>
+            </w:r>
+            <w:r>
+              <w:rPr>
+                <w:rFonts w:ascii="Arial" w:cs="Arial" w:eastAsia="Arial" w:hAnsi="Arial"/>
+                <w:b w:val="false"/>
+                <w:bCs w:val="false"/>
+                <w:i w:val="false"/>
+                <w:iCs w:val="false"/>
+                <w:color w:val="000000"/>
+                <w:sz w:val="20"/>
+                <w:szCs w:val="20"/>
+              </w:rPr>
+              <w:t xml:space="preserve">Animator Component — Plays animations based on parameters you set from code. Controls animation blending, transitions, and playback.</w:t>
+            </w:r>
+            <w:r>
+              <w:rPr>
+                <w:rFonts w:ascii="Arial" w:cs="Arial" w:eastAsia="Arial" w:hAnsi="Arial"/>
+                <w:sz w:val="20"/>
+                <w:szCs w:val="20"/>
+              </w:rPr>
+              <w:br/>
+              <w:t xml:space="preserve"/>
+            </w:r>
+            <w:r>
+              <w:rPr>
+                <w:rFonts w:ascii="Arial" w:cs="Arial" w:eastAsia="Arial" w:hAnsi="Arial"/>
+                <w:b w:val="false"/>
+                <w:bCs w:val="false"/>
+                <w:i w:val="false"/>
+                <w:iCs w:val="false"/>
+                <w:color w:val="000000"/>
+                <w:sz w:val="20"/>
+                <w:szCs w:val="20"/>
+              </w:rPr>
+              <w:t xml:space="preserve">Animation Blending — Use floats to smoothly blend between animations. E.g., set speed to 0–1 to fade between idle and walk animations.</w:t>
+            </w:r>
+            <w:r>
+              <w:rPr>
+                <w:rFonts w:ascii="Arial" w:cs="Arial" w:eastAsia="Arial" w:hAnsi="Arial"/>
+                <w:sz w:val="20"/>
+                <w:szCs w:val="20"/>
+              </w:rPr>
+              <w:br/>
+              <w:t xml:space="preserve"/>
+            </w:r>
+            <w:r>
+              <w:rPr>
+                <w:rFonts w:ascii="Arial" w:cs="Arial" w:eastAsia="Arial" w:hAnsi="Arial"/>
+                <w:sz w:val="20"/>
+                <w:szCs w:val="20"/>
+              </w:rPr>
+              <w:br/>
+              <w:t xml:space="preserve"/>
+            </w:r>
+            <w:r>
+              <w:rPr>
+                <w:rFonts w:ascii="Arial" w:cs="Arial" w:eastAsia="Arial" w:hAnsi="Arial"/>
+                <w:b/>
+                <w:bCs/>
+                <w:i w:val="false"/>
+                <w:iCs w:val="false"/>
+                <w:color w:val="000000"/>
+                <w:sz w:val="20"/>
+                <w:szCs w:val="20"/>
+              </w:rPr>
+              <w:t xml:space="preserve">Key Concepts:</w:t>
+            </w:r>
+            <w:r>
+              <w:rPr>
+                <w:rFonts w:ascii="Arial" w:cs="Arial" w:eastAsia="Arial" w:hAnsi="Arial"/>
+                <w:sz w:val="20"/>
+                <w:szCs w:val="20"/>
+              </w:rPr>
+              <w:br/>
+              <w:t xml:space="preserve"/>
+            </w:r>
+            <w:r>
+              <w:rPr>
+                <w:rFonts w:ascii="Arial" w:cs="Arial" w:eastAsia="Arial" w:hAnsi="Arial"/>
+                <w:b w:val="false"/>
+                <w:bCs w:val="false"/>
+                <w:i w:val="false"/>
+                <w:iCs w:val="false"/>
+                <w:color w:val="000000"/>
+                <w:sz w:val="20"/>
+                <w:szCs w:val="20"/>
+              </w:rPr>
+              <w:t xml:space="preserve">    • Bool: True/False (e.g., isWalking)</w:t>
+            </w:r>
+            <w:r>
+              <w:rPr>
+                <w:rFonts w:ascii="Arial" w:cs="Arial" w:eastAsia="Arial" w:hAnsi="Arial"/>
+                <w:sz w:val="20"/>
+                <w:szCs w:val="20"/>
+              </w:rPr>
+              <w:br/>
+              <w:t xml:space="preserve"/>
+            </w:r>
+            <w:r>
+              <w:rPr>
+                <w:rFonts w:ascii="Arial" w:cs="Arial" w:eastAsia="Arial" w:hAnsi="Arial"/>
+                <w:b w:val="false"/>
+                <w:bCs w:val="false"/>
+                <w:i w:val="false"/>
+                <w:iCs w:val="false"/>
+                <w:color w:val="000000"/>
+                <w:sz w:val="20"/>
+                <w:szCs w:val="20"/>
+              </w:rPr>
+              <w:t xml:space="preserve">    • Float: Numbers (e.g., speed for blending)</w:t>
+            </w:r>
+            <w:r>
+              <w:rPr>
+                <w:rFonts w:ascii="Arial" w:cs="Arial" w:eastAsia="Arial" w:hAnsi="Arial"/>
+                <w:sz w:val="20"/>
+                <w:szCs w:val="20"/>
+              </w:rPr>
+              <w:br/>
+              <w:t xml:space="preserve"/>
+            </w:r>
+            <w:r>
+              <w:rPr>
+                <w:rFonts w:ascii="Arial" w:cs="Arial" w:eastAsia="Arial" w:hAnsi="Arial"/>
+                <w:b w:val="false"/>
+                <w:bCs w:val="false"/>
+                <w:i w:val="false"/>
+                <w:iCs w:val="false"/>
+                <w:color w:val="000000"/>
+                <w:sz w:val="20"/>
+                <w:szCs w:val="20"/>
+              </w:rPr>
+              <w:t xml:space="preserve">    • Int: Integer values</w:t>
+            </w:r>
+            <w:r>
+              <w:rPr>
+                <w:rFonts w:ascii="Arial" w:cs="Arial" w:eastAsia="Arial" w:hAnsi="Arial"/>
+                <w:sz w:val="20"/>
+                <w:szCs w:val="20"/>
+              </w:rPr>
+              <w:br/>
+              <w:t xml:space="preserve"/>
+            </w:r>
+            <w:r>
+              <w:rPr>
+                <w:rFonts w:ascii="Arial" w:cs="Arial" w:eastAsia="Arial" w:hAnsi="Arial"/>
+                <w:b w:val="false"/>
+                <w:bCs w:val="false"/>
+                <w:i w:val="false"/>
+                <w:iCs w:val="false"/>
+                <w:color w:val="000000"/>
+                <w:sz w:val="20"/>
+                <w:szCs w:val="20"/>
+              </w:rPr>
+              <w:t xml:space="preserve">    • Trigger: One-shot events (e.g., Jump, Attack)</w:t>
+            </w:r>
+            <w:r>
+              <w:rPr>
+                <w:rFonts w:ascii="Arial" w:cs="Arial" w:eastAsia="Arial" w:hAnsi="Arial"/>
+                <w:sz w:val="20"/>
+                <w:szCs w:val="20"/>
+              </w:rPr>
+              <w:br/>
+              <w:t xml:space="preserve"/>
+            </w:r>
+            <w:r>
+              <w:rPr>
+                <w:rFonts w:ascii="Arial" w:cs="Arial" w:eastAsia="Arial" w:hAnsi="Arial"/>
+                <w:b w:val="false"/>
+                <w:bCs w:val="false"/>
+                <w:i w:val="false"/>
+                <w:iCs w:val="false"/>
+                <w:color w:val="000000"/>
+                <w:sz w:val="20"/>
+                <w:szCs w:val="20"/>
+              </w:rPr>
+              <w:t xml:space="preserve">    • animator.SetBool("isWalking", true) — Set bool parameter</w:t>
+            </w:r>
+            <w:r>
+              <w:rPr>
+                <w:rFonts w:ascii="Arial" w:cs="Arial" w:eastAsia="Arial" w:hAnsi="Arial"/>
+                <w:sz w:val="20"/>
+                <w:szCs w:val="20"/>
+              </w:rPr>
+              <w:br/>
+              <w:t xml:space="preserve"/>
+            </w:r>
+            <w:r>
+              <w:rPr>
+                <w:rFonts w:ascii="Arial" w:cs="Arial" w:eastAsia="Arial" w:hAnsi="Arial"/>
+                <w:b w:val="false"/>
+                <w:bCs w:val="false"/>
+                <w:i w:val="false"/>
+                <w:iCs w:val="false"/>
+                <w:color w:val="000000"/>
+                <w:sz w:val="20"/>
+                <w:szCs w:val="20"/>
+              </w:rPr>
+              <w:t xml:space="preserve">    • animator.SetFloat("speed", 1.5f) — Set float for blending</w:t>
+            </w:r>
+            <w:r>
+              <w:rPr>
+                <w:rFonts w:ascii="Arial" w:cs="Arial" w:eastAsia="Arial" w:hAnsi="Arial"/>
+                <w:sz w:val="20"/>
+                <w:szCs w:val="20"/>
+              </w:rPr>
+              <w:br/>
+              <w:t xml:space="preserve"/>
+            </w:r>
+            <w:r>
+              <w:rPr>
+                <w:rFonts w:ascii="Arial" w:cs="Arial" w:eastAsia="Arial" w:hAnsi="Arial"/>
+                <w:b w:val="false"/>
+                <w:bCs w:val="false"/>
+                <w:i w:val="false"/>
+                <w:iCs w:val="false"/>
+                <w:color w:val="000000"/>
+                <w:sz w:val="20"/>
+                <w:szCs w:val="20"/>
+              </w:rPr>
+              <w:t xml:space="preserve">    • animator.SetTrigger("Jump") — Trigger animation once</w:t>
+            </w:r>
+            <w:r>
+              <w:rPr>
+                <w:rFonts w:ascii="Arial" w:cs="Arial" w:eastAsia="Arial" w:hAnsi="Arial"/>
+                <w:sz w:val="20"/>
+                <w:szCs w:val="20"/>
+              </w:rPr>
+              <w:br/>
+              <w:t xml:space="preserve"/>
+            </w:r>
+            <w:r>
+              <w:rPr>
+                <w:rFonts w:ascii="Arial" w:cs="Arial" w:eastAsia="Arial" w:hAnsi="Arial"/>
+                <w:sz w:val="20"/>
+                <w:szCs w:val="20"/>
+              </w:rPr>
+              <w:br/>
+              <w:t xml:space="preserve"/>
+            </w:r>
+            <w:r>
+              <w:rPr>
+                <w:rFonts w:ascii="Arial" w:cs="Arial" w:eastAsia="Arial" w:hAnsi="Arial"/>
+                <w:b/>
+                <w:bCs/>
+                <w:i w:val="false"/>
+                <w:iCs w:val="false"/>
+                <w:color w:val="000000"/>
+                <w:sz w:val="20"/>
+                <w:szCs w:val="20"/>
+              </w:rPr>
+              <w:t xml:space="preserve">Vocabulary: </w:t>
+            </w:r>
+            <w:r>
+              <w:rPr>
+                <w:rFonts w:ascii="Arial" w:cs="Arial" w:eastAsia="Arial" w:hAnsi="Arial"/>
+                <w:b w:val="false"/>
+                <w:bCs w:val="false"/>
+                <w:i w:val="false"/>
+                <w:iCs w:val="false"/>
+                <w:color w:val="000000"/>
+                <w:sz w:val="20"/>
+                <w:szCs w:val="20"/>
+              </w:rPr>
+              <w:t xml:space="preserve">Animator Component, Animator Parameters, Bool, Float, Int, Trigger</w:t>
+            </w:r>
+            <w:r>
+              <w:rPr>
+                <w:rFonts w:ascii="Arial" w:cs="Arial" w:eastAsia="Arial" w:hAnsi="Arial"/>
+                <w:sz w:val="20"/>
+                <w:szCs w:val="20"/>
+              </w:rPr>
+              <w:br/>
+              <w:t xml:space="preserve"/>
+            </w:r>
+            <w:r>
+              <w:rPr>
+                <w:rFonts w:ascii="Arial" w:cs="Arial" w:eastAsia="Arial" w:hAnsi="Arial"/>
+                <w:sz w:val="20"/>
+                <w:szCs w:val="20"/>
+              </w:rPr>
+              <w:br/>
+              <w:t xml:space="preserve"/>
+            </w:r>
+            <w:r>
+              <w:rPr>
+                <w:rFonts w:ascii="Arial" w:cs="Arial" w:eastAsia="Arial" w:hAnsi="Arial"/>
+                <w:b/>
+                <w:bCs/>
+                <w:i/>
+                <w:iCs/>
+                <w:color w:val="555555"/>
+                <w:sz w:val="20"/>
+                <w:szCs w:val="20"/>
+              </w:rPr>
+              <w:t xml:space="preserve">→ Live Demo — </w:t>
+            </w:r>
+            <w:r>
+              <w:rPr>
+                <w:rFonts w:ascii="Arial" w:cs="Arial" w:eastAsia="Arial" w:hAnsi="Arial"/>
+                <w:b w:val="false"/>
+                <w:bCs w:val="false"/>
+                <w:i/>
+                <w:iCs/>
+                <w:color w:val="555555"/>
+                <w:sz w:val="20"/>
+                <w:szCs w:val="20"/>
+              </w:rPr>
+              <w:t xml:space="preserve">type examples as students follow along in their own editor.</w:t>
+            </w:r>
+            <w:r>
+              <w:rPr>
+                <w:rFonts w:ascii="Arial" w:cs="Arial" w:eastAsia="Arial" w:hAnsi="Arial"/>
+                <w:sz w:val="20"/>
+                <w:szCs w:val="20"/>
+              </w:rPr>
+              <w:br/>
+              <w:t xml:space="preserve"/>
+            </w:r>
+            <w:r>
+              <w:rPr>
+                <w:rFonts w:ascii="Arial" w:cs="Arial" w:eastAsia="Arial" w:hAnsi="Arial"/>
+                <w:b/>
+                <w:bCs/>
+                <w:i/>
+                <w:iCs/>
+                <w:color w:val="555555"/>
+                <w:sz w:val="20"/>
+                <w:szCs w:val="20"/>
+              </w:rPr>
+              <w:t xml:space="preserve">→ Check for Understanding: </w:t>
+            </w:r>
+            <w:r>
+              <w:rPr>
+                <w:rFonts w:ascii="Arial" w:cs="Arial" w:eastAsia="Arial" w:hAnsi="Arial"/>
+                <w:b w:val="false"/>
+                <w:bCs w:val="false"/>
+                <w:i/>
+                <w:iCs/>
+                <w:color w:val="555555"/>
+                <w:sz w:val="20"/>
+                <w:szCs w:val="20"/>
+              </w:rPr>
+              <w:t xml:space="preserve">pause and cold-call: “Can someone explain what we just did in their own words?”</w:t>
             </w:r>
           </w:p>
         </w:tc>
@@ -377,9 +999,9 @@
               <w:right w:val="single" w:color="CCCCCC" w:sz="1"/>
             </w:tcBorders>
             <w:tcMar>
-              <w:top w:type="dxa" w:w="60"/>
+              <w:top w:type="dxa" w:w="80"/>
               <w:left w:type="dxa" w:w="120"/>
-              <w:bottom w:type="dxa" w:w="60"/>
+              <w:bottom w:type="dxa" w:w="80"/>
               <w:right w:type="dxa" w:w="120"/>
             </w:tcMar>
           </w:tcPr>
@@ -406,20 +1028,90 @@
               <w:right w:val="single" w:color="CCCCCC" w:sz="1"/>
             </w:tcBorders>
             <w:tcMar>
-              <w:top w:type="dxa" w:w="60"/>
+              <w:top w:type="dxa" w:w="80"/>
               <w:left w:type="dxa" w:w="120"/>
-              <w:bottom w:type="dxa" w:w="60"/>
+              <w:bottom w:type="dxa" w:w="80"/>
               <w:right w:type="dxa" w:w="120"/>
             </w:tcMar>
           </w:tcPr>
           <w:p>
-            <w:r>
-              <w:rPr>
-                <w:rFonts w:ascii="Arial" w:cs="Arial" w:eastAsia="Arial" w:hAnsi="Arial"/>
-                <w:sz w:val="20"/>
-                <w:szCs w:val="20"/>
+            <w:pPr>
+              <w:spacing w:after="80" w:before="80"/>
+            </w:pPr>
+            <w:r>
+              <w:rPr>
+                <w:rFonts w:ascii="Arial" w:cs="Arial" w:eastAsia="Arial" w:hAnsi="Arial"/>
+                <w:b/>
+                <w:bCs/>
+                <w:i w:val="false"/>
+                <w:iCs w:val="false"/>
+                <w:color w:val="000000"/>
+                <w:sz w:val="22"/>
+                <w:szCs w:val="22"/>
               </w:rPr>
               <w:t xml:space="preserve">Guided Practice</w:t>
+            </w:r>
+            <w:r>
+              <w:rPr>
+                <w:rFonts w:ascii="Arial" w:cs="Arial" w:eastAsia="Arial" w:hAnsi="Arial"/>
+                <w:sz w:val="20"/>
+                <w:szCs w:val="20"/>
+              </w:rPr>
+              <w:br/>
+              <w:t xml:space="preserve"/>
+            </w:r>
+            <w:r>
+              <w:rPr>
+                <w:rFonts w:ascii="Arial" w:cs="Arial" w:eastAsia="Arial" w:hAnsi="Arial"/>
+                <w:sz w:val="20"/>
+                <w:szCs w:val="20"/>
+              </w:rPr>
+              <w:br/>
+              <w:t xml:space="preserve"/>
+            </w:r>
+            <w:r>
+              <w:rPr>
+                <w:rFonts w:ascii="Arial" w:cs="Arial" w:eastAsia="Arial" w:hAnsi="Arial"/>
+                <w:b w:val="false"/>
+                <w:bCs w:val="false"/>
+                <w:i w:val="false"/>
+                <w:iCs w:val="false"/>
+                <w:color w:val="000000"/>
+                <w:sz w:val="20"/>
+                <w:szCs w:val="20"/>
+              </w:rPr>
+              <w:t xml:space="preserve">1. Set Up Animator (15 min)</w:t>
+            </w:r>
+            <w:r>
+              <w:rPr>
+                <w:rFonts w:ascii="Arial" w:cs="Arial" w:eastAsia="Arial" w:hAnsi="Arial"/>
+                <w:sz w:val="20"/>
+                <w:szCs w:val="20"/>
+              </w:rPr>
+              <w:br/>
+              <w:t xml:space="preserve"/>
+            </w:r>
+            <w:r>
+              <w:rPr>
+                <w:rFonts w:ascii="Arial" w:cs="Arial" w:eastAsia="Arial" w:hAnsi="Arial"/>
+                <w:sz w:val="20"/>
+                <w:szCs w:val="20"/>
+              </w:rPr>
+              <w:br/>
+              <w:t xml:space="preserve"/>
+            </w:r>
+            <w:r>
+              <w:rPr>
+                <w:rFonts w:ascii="Arial" w:cs="Arial" w:eastAsia="Arial" w:hAnsi="Arial"/>
+                <w:b w:val="false"/>
+                <w:bCs w:val="false"/>
+                <w:i/>
+                <w:iCs/>
+                <w:color w:val="555555"/>
+                <w:sz w:val="20"/>
+                <w:szCs w:val="20"/>
+              </w:rPr>
+              <w:t xml:space="preserve">→ Teacher models — students try alongside, then compare results.</w:t>
             </w:r>
           </w:p>
         </w:tc>
@@ -435,9 +1127,9 @@
               <w:right w:val="single" w:color="CCCCCC" w:sz="1"/>
             </w:tcBorders>
             <w:tcMar>
-              <w:top w:type="dxa" w:w="60"/>
+              <w:top w:type="dxa" w:w="80"/>
               <w:left w:type="dxa" w:w="120"/>
-              <w:bottom w:type="dxa" w:w="60"/>
+              <w:bottom w:type="dxa" w:w="80"/>
               <w:right w:type="dxa" w:w="120"/>
             </w:tcMar>
           </w:tcPr>
@@ -450,7 +1142,7 @@
                 <w:sz w:val="20"/>
                 <w:szCs w:val="20"/>
               </w:rPr>
-              <w:t xml:space="preserve">15-20 min</w:t>
+              <w:t xml:space="preserve">15–20 min</w:t>
             </w:r>
           </w:p>
         </w:tc>
@@ -464,20 +1156,81 @@
               <w:right w:val="single" w:color="CCCCCC" w:sz="1"/>
             </w:tcBorders>
             <w:tcMar>
-              <w:top w:type="dxa" w:w="60"/>
+              <w:top w:type="dxa" w:w="80"/>
               <w:left w:type="dxa" w:w="120"/>
-              <w:bottom w:type="dxa" w:w="60"/>
+              <w:bottom w:type="dxa" w:w="80"/>
               <w:right w:type="dxa" w:w="120"/>
             </w:tcMar>
           </w:tcPr>
           <w:p>
-            <w:r>
-              <w:rPr>
-                <w:rFonts w:ascii="Arial" w:cs="Arial" w:eastAsia="Arial" w:hAnsi="Arial"/>
-                <w:sz w:val="20"/>
-                <w:szCs w:val="20"/>
-              </w:rPr>
-              <w:t xml:space="preserve">Independent Practice / Build Time</w:t>
+            <w:pPr>
+              <w:spacing w:after="80" w:before="80"/>
+            </w:pPr>
+            <w:r>
+              <w:rPr>
+                <w:rFonts w:ascii="Arial" w:cs="Arial" w:eastAsia="Arial" w:hAnsi="Arial"/>
+                <w:b/>
+                <w:bCs/>
+                <w:i w:val="false"/>
+                <w:iCs w:val="false"/>
+                <w:color w:val="000000"/>
+                <w:sz w:val="22"/>
+                <w:szCs w:val="22"/>
+              </w:rPr>
+              <w:t xml:space="preserve">Independent Practice / Code Along</w:t>
+            </w:r>
+            <w:r>
+              <w:rPr>
+                <w:rFonts w:ascii="Arial" w:cs="Arial" w:eastAsia="Arial" w:hAnsi="Arial"/>
+                <w:sz w:val="20"/>
+                <w:szCs w:val="20"/>
+              </w:rPr>
+              <w:br/>
+              <w:t xml:space="preserve"/>
+            </w:r>
+            <w:r>
+              <w:rPr>
+                <w:rFonts w:ascii="Arial" w:cs="Arial" w:eastAsia="Arial" w:hAnsi="Arial"/>
+                <w:b w:val="false"/>
+                <w:bCs w:val="false"/>
+                <w:i w:val="false"/>
+                <w:iCs w:val="false"/>
+                <w:color w:val="000000"/>
+                <w:sz w:val="20"/>
+                <w:szCs w:val="20"/>
+              </w:rPr>
+              <w:t xml:space="preserve">    Work through problems from the day's exercise set.</w:t>
+            </w:r>
+            <w:r>
+              <w:rPr>
+                <w:rFonts w:ascii="Arial" w:cs="Arial" w:eastAsia="Arial" w:hAnsi="Arial"/>
+                <w:sz w:val="20"/>
+                <w:szCs w:val="20"/>
+              </w:rPr>
+              <w:br/>
+              <w:t xml:space="preserve"/>
+            </w:r>
+            <w:r>
+              <w:rPr>
+                <w:rFonts w:ascii="Arial" w:cs="Arial" w:eastAsia="Arial" w:hAnsi="Arial"/>
+                <w:sz w:val="20"/>
+                <w:szCs w:val="20"/>
+              </w:rPr>
+              <w:br/>
+              <w:t xml:space="preserve"/>
+            </w:r>
+            <w:r>
+              <w:rPr>
+                <w:rFonts w:ascii="Arial" w:cs="Arial" w:eastAsia="Arial" w:hAnsi="Arial"/>
+                <w:b w:val="false"/>
+                <w:bCs w:val="false"/>
+                <w:i/>
+                <w:iCs/>
+                <w:color w:val="555555"/>
+                <w:sz w:val="20"/>
+                <w:szCs w:val="20"/>
+              </w:rPr>
+              <w:t xml:space="preserve">→ Teacher circulates — offer hints, check for understanding.</w:t>
             </w:r>
           </w:p>
         </w:tc>
@@ -493,9 +1246,9 @@
               <w:right w:val="single" w:color="CCCCCC" w:sz="1"/>
             </w:tcBorders>
             <w:tcMar>
-              <w:top w:type="dxa" w:w="60"/>
+              <w:top w:type="dxa" w:w="80"/>
               <w:left w:type="dxa" w:w="120"/>
-              <w:bottom w:type="dxa" w:w="60"/>
+              <w:bottom w:type="dxa" w:w="80"/>
               <w:right w:type="dxa" w:w="120"/>
             </w:tcMar>
           </w:tcPr>
@@ -522,20 +1275,90 @@
               <w:right w:val="single" w:color="CCCCCC" w:sz="1"/>
             </w:tcBorders>
             <w:tcMar>
-              <w:top w:type="dxa" w:w="60"/>
+              <w:top w:type="dxa" w:w="80"/>
               <w:left w:type="dxa" w:w="120"/>
-              <w:bottom w:type="dxa" w:w="60"/>
+              <w:bottom w:type="dxa" w:w="80"/>
               <w:right w:type="dxa" w:w="120"/>
             </w:tcMar>
           </w:tcPr>
           <w:p>
-            <w:r>
-              <w:rPr>
-                <w:rFonts w:ascii="Arial" w:cs="Arial" w:eastAsia="Arial" w:hAnsi="Arial"/>
-                <w:sz w:val="20"/>
-                <w:szCs w:val="20"/>
+            <w:pPr>
+              <w:spacing w:after="80" w:before="80"/>
+            </w:pPr>
+            <w:r>
+              <w:rPr>
+                <w:rFonts w:ascii="Arial" w:cs="Arial" w:eastAsia="Arial" w:hAnsi="Arial"/>
+                <w:b/>
+                <w:bCs/>
+                <w:i w:val="false"/>
+                <w:iCs w:val="false"/>
+                <w:color w:val="000000"/>
+                <w:sz w:val="22"/>
+                <w:szCs w:val="22"/>
               </w:rPr>
               <w:t xml:space="preserve">Exit Ticket / Wrap-Up</w:t>
+            </w:r>
+            <w:r>
+              <w:rPr>
+                <w:rFonts w:ascii="Arial" w:cs="Arial" w:eastAsia="Arial" w:hAnsi="Arial"/>
+                <w:sz w:val="20"/>
+                <w:szCs w:val="20"/>
+              </w:rPr>
+              <w:br/>
+              <w:t xml:space="preserve"/>
+            </w:r>
+            <w:r>
+              <w:rPr>
+                <w:rFonts w:ascii="Arial" w:cs="Arial" w:eastAsia="Arial" w:hAnsi="Arial"/>
+                <w:sz w:val="20"/>
+                <w:szCs w:val="20"/>
+              </w:rPr>
+              <w:br/>
+              <w:t xml:space="preserve"/>
+            </w:r>
+            <w:r>
+              <w:rPr>
+                <w:rFonts w:ascii="Arial" w:cs="Arial" w:eastAsia="Arial" w:hAnsi="Arial"/>
+                <w:b w:val="false"/>
+                <w:bCs w:val="false"/>
+                <w:i w:val="false"/>
+                <w:iCs w:val="false"/>
+                <w:color w:val="000000"/>
+                <w:sz w:val="20"/>
+                <w:szCs w:val="20"/>
+              </w:rPr>
+              <w:t xml:space="preserve">Quick Check: Use Unity's Animator component to trigger animations from code?</w:t>
+            </w:r>
+            <w:r>
+              <w:rPr>
+                <w:rFonts w:ascii="Arial" w:cs="Arial" w:eastAsia="Arial" w:hAnsi="Arial"/>
+                <w:sz w:val="20"/>
+                <w:szCs w:val="20"/>
+              </w:rPr>
+              <w:br/>
+              <w:t xml:space="preserve"/>
+            </w:r>
+            <w:r>
+              <w:rPr>
+                <w:rFonts w:ascii="Arial" w:cs="Arial" w:eastAsia="Arial" w:hAnsi="Arial"/>
+                <w:sz w:val="20"/>
+                <w:szCs w:val="20"/>
+              </w:rPr>
+              <w:br/>
+              <w:t xml:space="preserve"/>
+            </w:r>
+            <w:r>
+              <w:rPr>
+                <w:rFonts w:ascii="Arial" w:cs="Arial" w:eastAsia="Arial" w:hAnsi="Arial"/>
+                <w:b w:val="false"/>
+                <w:bCs w:val="false"/>
+                <w:i/>
+                <w:iCs/>
+                <w:color w:val="555555"/>
+                <w:sz w:val="20"/>
+                <w:szCs w:val="20"/>
+              </w:rPr>
+              <w:t xml:space="preserve">→ 3–2–1: Name 3 things learned, 2 new vocab words, 1 question you still have.</w:t>
             </w:r>
           </w:p>
         </w:tc>

--- a/Video Game Design - year/Unit 4 - Player Controls & Input/Daily Lesson Plans/Word/Day 15.docx
+++ b/Video Game Design - year/Unit 4 - Player Controls & Input/Daily Lesson Plans/Word/Day 15.docx
@@ -380,7 +380,7 @@
                 <w:sz w:val="20"/>
                 <w:szCs w:val="20"/>
               </w:rPr>
-              <w:t xml:space="preserve">    What do you already know about how to use Unity's Animator component to trigger animations from code?</w:t>
+              <w:t xml:space="preserve">    Have you ever used Unity's Animator component before? Where might Unity's Animator component be useful in a real program?</w:t>
             </w:r>
             <w:r>
               <w:rPr>
@@ -477,7 +477,7 @@
                 <w:sz w:val="20"/>
                 <w:szCs w:val="20"/>
               </w:rPr>
-              <w:t xml:space="preserve">Today's Goal: By the end of class you will be able to use Unity's Animator component to trigger animations from code.</w:t>
+              <w:t xml:space="preserve">Today’s Goal: By the end of class you will be able to use Unity's Animator component to trigger animations from code.</w:t>
             </w:r>
             <w:r>
               <w:rPr>
@@ -1327,7 +1327,7 @@
                 <w:sz w:val="20"/>
                 <w:szCs w:val="20"/>
               </w:rPr>
-              <w:t xml:space="preserve">Quick Check: Use Unity's Animator component to trigger animations from code?</w:t>
+              <w:t xml:space="preserve">Write the key syntax or steps for using Unity's Animator component. What's one mistake beginners commonly make?</w:t>
             </w:r>
             <w:r>
               <w:rPr>

--- a/Video Game Design - year/Unit 4 - Player Controls & Input/Daily Lesson Plans/Word/Day 15.docx
+++ b/Video Game Design - year/Unit 4 - Player Controls & Input/Daily Lesson Plans/Word/Day 15.docx
@@ -1191,6 +1191,19 @@
             <w:r>
               <w:rPr>
                 <w:rFonts w:ascii="Arial" w:cs="Arial" w:eastAsia="Arial" w:hAnsi="Arial"/>
+                <w:b/>
+                <w:bCs/>
+                <w:i w:val="false"/>
+                <w:iCs w:val="false"/>
+                <w:color w:val="000000"/>
+                <w:sz w:val="20"/>
+                <w:szCs w:val="20"/>
+              </w:rPr>
+              <w:t xml:space="preserve">    Beginner: </w:t>
+            </w:r>
+            <w:r>
+              <w:rPr>
+                <w:rFonts w:ascii="Arial" w:cs="Arial" w:eastAsia="Arial" w:hAnsi="Arial"/>
                 <w:b w:val="false"/>
                 <w:bCs w:val="false"/>
                 <w:i w:val="false"/>
@@ -1199,7 +1212,77 @@
                 <w:sz w:val="20"/>
                 <w:szCs w:val="20"/>
               </w:rPr>
-              <w:t xml:space="preserve">    Work through problems from the day's exercise set.</w:t>
+              <w:t xml:space="preserve">Create Idle and Walk animations. Blend between them using a Speed parameter.</w:t>
+            </w:r>
+            <w:r>
+              <w:rPr>
+                <w:rFonts w:ascii="Arial" w:cs="Arial" w:eastAsia="Arial" w:hAnsi="Arial"/>
+                <w:sz w:val="20"/>
+                <w:szCs w:val="20"/>
+              </w:rPr>
+              <w:br/>
+              <w:t xml:space="preserve"/>
+            </w:r>
+            <w:r>
+              <w:rPr>
+                <w:rFonts w:ascii="Arial" w:cs="Arial" w:eastAsia="Arial" w:hAnsi="Arial"/>
+                <w:b/>
+                <w:bCs/>
+                <w:i w:val="false"/>
+                <w:iCs w:val="false"/>
+                <w:color w:val="000000"/>
+                <w:sz w:val="20"/>
+                <w:szCs w:val="20"/>
+              </w:rPr>
+              <w:t xml:space="preserve">    Intermediate: </w:t>
+            </w:r>
+            <w:r>
+              <w:rPr>
+                <w:rFonts w:ascii="Arial" w:cs="Arial" w:eastAsia="Arial" w:hAnsi="Arial"/>
+                <w:b w:val="false"/>
+                <w:bCs w:val="false"/>
+                <w:i w:val="false"/>
+                <w:iCs w:val="false"/>
+                <w:color w:val="000000"/>
+                <w:sz w:val="20"/>
+                <w:szCs w:val="20"/>
+              </w:rPr>
+              <w:t xml:space="preserve">Add attack animation: press Left Mouse to play attack animation. Cannot move while attacking. Animation lasts 0.6 seconds.</w:t>
+            </w:r>
+            <w:r>
+              <w:rPr>
+                <w:rFonts w:ascii="Arial" w:cs="Arial" w:eastAsia="Arial" w:hAnsi="Arial"/>
+                <w:sz w:val="20"/>
+                <w:szCs w:val="20"/>
+              </w:rPr>
+              <w:br/>
+              <w:t xml:space="preserve"/>
+            </w:r>
+            <w:r>
+              <w:rPr>
+                <w:rFonts w:ascii="Arial" w:cs="Arial" w:eastAsia="Arial" w:hAnsi="Arial"/>
+                <w:b/>
+                <w:bCs/>
+                <w:i w:val="false"/>
+                <w:iCs w:val="false"/>
+                <w:color w:val="000000"/>
+                <w:sz w:val="20"/>
+                <w:szCs w:val="20"/>
+              </w:rPr>
+              <w:t xml:space="preserve">    Challenge: </w:t>
+            </w:r>
+            <w:r>
+              <w:rPr>
+                <w:rFonts w:ascii="Arial" w:cs="Arial" w:eastAsia="Arial" w:hAnsi="Arial"/>
+                <w:b w:val="false"/>
+                <w:bCs w:val="false"/>
+                <w:i w:val="false"/>
+                <w:iCs w:val="false"/>
+                <w:color w:val="000000"/>
+                <w:sz w:val="20"/>
+                <w:szCs w:val="20"/>
+              </w:rPr>
+              <w:t xml:space="preserve">Implement locomotion blend tree: create a 2D blend tree with horizontal/vertical movement to blend between idle, walk forward, walk backward…</w:t>
             </w:r>
             <w:r>
               <w:rPr>
@@ -1592,357 +1675,6 @@
           <w:szCs w:val="20"/>
         </w:rPr>
         <w:t xml:space="preserve">Animation Blending — Use floats to smoothly blend between animations. E.g., set speed to 0–1 to fade between idle and walk animations.</w:t>
-      </w:r>
-    </w:p>
-    <w:p>
-      <w:pPr>
-        <w:spacing w:after="60"/>
-      </w:pPr>
-      <w:r>
-        <w:rPr>
-          <w:rFonts w:ascii="Arial" w:cs="Arial" w:eastAsia="Arial" w:hAnsi="Arial"/>
-          <w:sz w:val="20"/>
-          <w:szCs w:val="20"/>
-        </w:rPr>
-        <w:t xml:space="preserve">1. Create Animated Player Model</w:t>
-      </w:r>
-    </w:p>
-    <w:p>
-      <w:pPr>
-        <w:spacing w:after="60"/>
-      </w:pPr>
-      <w:r>
-        <w:rPr>
-          <w:rFonts w:ascii="Arial" w:cs="Arial" w:eastAsia="Arial" w:hAnsi="Arial"/>
-          <w:sz w:val="20"/>
-          <w:szCs w:val="20"/>
-        </w:rPr>
-        <w:t xml:space="preserve">- Import a humanoid character model (or use a simple capsule)</w:t>
-      </w:r>
-    </w:p>
-    <w:p>
-      <w:pPr>
-        <w:spacing w:after="60"/>
-      </w:pPr>
-      <w:r>
-        <w:rPr>
-          <w:rFonts w:ascii="Arial" w:cs="Arial" w:eastAsia="Arial" w:hAnsi="Arial"/>
-          <w:sz w:val="20"/>
-          <w:szCs w:val="20"/>
-        </w:rPr>
-        <w:t xml:space="preserve">- Or create in Blender and import FBX</w:t>
-      </w:r>
-    </w:p>
-    <w:p>
-      <w:pPr>
-        <w:spacing w:after="60"/>
-      </w:pPr>
-      <w:r>
-        <w:rPr>
-          <w:rFonts w:ascii="Arial" w:cs="Arial" w:eastAsia="Arial" w:hAnsi="Arial"/>
-          <w:sz w:val="20"/>
-          <w:szCs w:val="20"/>
-        </w:rPr>
-        <w:t xml:space="preserve">2. Add Animator Component</w:t>
-      </w:r>
-    </w:p>
-    <w:p>
-      <w:pPr>
-        <w:spacing w:after="60"/>
-      </w:pPr>
-      <w:r>
-        <w:rPr>
-          <w:rFonts w:ascii="Arial" w:cs="Arial" w:eastAsia="Arial" w:hAnsi="Arial"/>
-          <w:sz w:val="20"/>
-          <w:szCs w:val="20"/>
-        </w:rPr>
-        <w:t xml:space="preserve">- Select Player</w:t>
-      </w:r>
-    </w:p>
-    <w:p>
-      <w:pPr>
-        <w:spacing w:after="60"/>
-      </w:pPr>
-      <w:r>
-        <w:rPr>
-          <w:rFonts w:ascii="Arial" w:cs="Arial" w:eastAsia="Arial" w:hAnsi="Arial"/>
-          <w:sz w:val="20"/>
-          <w:szCs w:val="20"/>
-        </w:rPr>
-        <w:t xml:space="preserve">- Add Component → Animator</w:t>
-      </w:r>
-    </w:p>
-    <w:p>
-      <w:pPr>
-        <w:spacing w:after="60"/>
-      </w:pPr>
-      <w:r>
-        <w:rPr>
-          <w:rFonts w:ascii="Arial" w:cs="Arial" w:eastAsia="Arial" w:hAnsi="Arial"/>
-          <w:sz w:val="20"/>
-          <w:szCs w:val="20"/>
-        </w:rPr>
-        <w:t xml:space="preserve">- Assign an Animator Controller (create one: Assets → Create → Animator Controller)</w:t>
-      </w:r>
-    </w:p>
-    <w:p>
-      <w:pPr>
-        <w:spacing w:after="60"/>
-      </w:pPr>
-      <w:r>
-        <w:rPr>
-          <w:rFonts w:ascii="Arial" w:cs="Arial" w:eastAsia="Arial" w:hAnsi="Arial"/>
-          <w:sz w:val="20"/>
-          <w:szCs w:val="20"/>
-        </w:rPr>
-        <w:t xml:space="preserve">3. Create Animation States</w:t>
-      </w:r>
-    </w:p>
-    <w:p>
-      <w:pPr>
-        <w:spacing w:after="60"/>
-      </w:pPr>
-      <w:r>
-        <w:rPr>
-          <w:rFonts w:ascii="Arial" w:cs="Arial" w:eastAsia="Arial" w:hAnsi="Arial"/>
-          <w:sz w:val="20"/>
-          <w:szCs w:val="20"/>
-        </w:rPr>
-        <w:t xml:space="preserve">- Open Animator window (Window → Animation → Animator)</w:t>
-      </w:r>
-    </w:p>
-    <w:p>
-      <w:pPr>
-        <w:spacing w:after="60"/>
-      </w:pPr>
-      <w:r>
-        <w:rPr>
-          <w:rFonts w:ascii="Arial" w:cs="Arial" w:eastAsia="Arial" w:hAnsi="Arial"/>
-          <w:sz w:val="20"/>
-          <w:szCs w:val="20"/>
-        </w:rPr>
-        <w:t xml:space="preserve">- Create "Idle" state (animation clip)</w:t>
-      </w:r>
-    </w:p>
-    <w:p>
-      <w:pPr>
-        <w:spacing w:after="60"/>
-      </w:pPr>
-      <w:r>
-        <w:rPr>
-          <w:rFonts w:ascii="Arial" w:cs="Arial" w:eastAsia="Arial" w:hAnsi="Arial"/>
-          <w:sz w:val="20"/>
-          <w:szCs w:val="20"/>
-        </w:rPr>
-        <w:t xml:space="preserve">- Create "Walk" state</w:t>
-      </w:r>
-    </w:p>
-    <w:p>
-      <w:pPr>
-        <w:spacing w:after="60"/>
-      </w:pPr>
-      <w:r>
-        <w:rPr>
-          <w:rFonts w:ascii="Arial" w:cs="Arial" w:eastAsia="Arial" w:hAnsi="Arial"/>
-          <w:sz w:val="20"/>
-          <w:szCs w:val="20"/>
-        </w:rPr>
-        <w:t xml:space="preserve">- Create "Jump" state</w:t>
-      </w:r>
-    </w:p>
-    <w:p>
-      <w:pPr>
-        <w:spacing w:after="60"/>
-      </w:pPr>
-      <w:r>
-        <w:rPr>
-          <w:rFonts w:ascii="Arial" w:cs="Arial" w:eastAsia="Arial" w:hAnsi="Arial"/>
-          <w:sz w:val="20"/>
-          <w:szCs w:val="20"/>
-        </w:rPr>
-        <w:t xml:space="preserve">4. Set Up Parameters</w:t>
-      </w:r>
-    </w:p>
-    <w:p>
-      <w:pPr>
-        <w:spacing w:after="60"/>
-      </w:pPr>
-      <w:r>
-        <w:rPr>
-          <w:rFonts w:ascii="Arial" w:cs="Arial" w:eastAsia="Arial" w:hAnsi="Arial"/>
-          <w:sz w:val="20"/>
-          <w:szCs w:val="20"/>
-        </w:rPr>
-        <w:t xml:space="preserve">- In Animator, create parameters:</w:t>
-      </w:r>
-    </w:p>
-    <w:p>
-      <w:pPr>
-        <w:spacing w:after="60"/>
-      </w:pPr>
-      <w:r>
-        <w:rPr>
-          <w:rFonts w:ascii="Arial" w:cs="Arial" w:eastAsia="Arial" w:hAnsi="Arial"/>
-          <w:sz w:val="20"/>
-          <w:szCs w:val="20"/>
-        </w:rPr>
-        <w:t xml:space="preserve">- Bool: "IsGrounded"</w:t>
-      </w:r>
-    </w:p>
-    <w:p>
-      <w:pPr>
-        <w:spacing w:after="60"/>
-      </w:pPr>
-      <w:r>
-        <w:rPr>
-          <w:rFonts w:ascii="Arial" w:cs="Arial" w:eastAsia="Arial" w:hAnsi="Arial"/>
-          <w:sz w:val="20"/>
-          <w:szCs w:val="20"/>
-        </w:rPr>
-        <w:t xml:space="preserve">- Float: "Speed"</w:t>
-      </w:r>
-    </w:p>
-    <w:p>
-      <w:pPr>
-        <w:spacing w:after="60"/>
-      </w:pPr>
-      <w:r>
-        <w:rPr>
-          <w:rFonts w:ascii="Arial" w:cs="Arial" w:eastAsia="Arial" w:hAnsi="Arial"/>
-          <w:sz w:val="20"/>
-          <w:szCs w:val="20"/>
-        </w:rPr>
-        <w:t xml:space="preserve">- Trigger: "Jump"</w:t>
-      </w:r>
-    </w:p>
-    <w:p>
-      <w:pPr>
-        <w:spacing w:after="60"/>
-      </w:pPr>
-      <w:r>
-        <w:rPr>
-          <w:rFonts w:ascii="Arial" w:cs="Arial" w:eastAsia="Arial" w:hAnsi="Arial"/>
-          <w:sz w:val="20"/>
-          <w:szCs w:val="20"/>
-        </w:rPr>
-        <w:t xml:space="preserve">5. Create Transitions</w:t>
-      </w:r>
-    </w:p>
-    <w:p>
-      <w:pPr>
-        <w:spacing w:after="60"/>
-      </w:pPr>
-      <w:r>
-        <w:rPr>
-          <w:rFonts w:ascii="Arial" w:cs="Arial" w:eastAsia="Arial" w:hAnsi="Arial"/>
-          <w:sz w:val="20"/>
-          <w:szCs w:val="20"/>
-        </w:rPr>
-        <w:t xml:space="preserve">- Idle → Walk: when Speed &gt; 0.1</w:t>
-      </w:r>
-    </w:p>
-    <w:p>
-      <w:pPr>
-        <w:spacing w:after="60"/>
-      </w:pPr>
-      <w:r>
-        <w:rPr>
-          <w:rFonts w:ascii="Arial" w:cs="Arial" w:eastAsia="Arial" w:hAnsi="Arial"/>
-          <w:sz w:val="20"/>
-          <w:szCs w:val="20"/>
-        </w:rPr>
-        <w:t xml:space="preserve">- Walk → Idle: when Speed &lt; 0.1</w:t>
-      </w:r>
-    </w:p>
-    <w:p>
-      <w:pPr>
-        <w:spacing w:after="60"/>
-      </w:pPr>
-      <w:r>
-        <w:rPr>
-          <w:rFonts w:ascii="Arial" w:cs="Arial" w:eastAsia="Arial" w:hAnsi="Arial"/>
-          <w:sz w:val="20"/>
-          <w:szCs w:val="20"/>
-        </w:rPr>
-        <w:t xml:space="preserve">- Any State → Jump: when Jump trigger fires</w:t>
-      </w:r>
-    </w:p>
-    <w:p>
-      <w:pPr>
-        <w:spacing w:after="60"/>
-      </w:pPr>
-      <w:r>
-        <w:rPr>
-          <w:rFonts w:ascii="Arial" w:cs="Arial" w:eastAsia="Arial" w:hAnsi="Arial"/>
-          <w:sz w:val="20"/>
-          <w:szCs w:val="20"/>
-        </w:rPr>
-        <w:t xml:space="preserve">6. Attach AnimatedPlayerController Script</w:t>
-      </w:r>
-    </w:p>
-    <w:p>
-      <w:pPr>
-        <w:spacing w:after="60"/>
-      </w:pPr>
-      <w:r>
-        <w:rPr>
-          <w:rFonts w:ascii="Arial" w:cs="Arial" w:eastAsia="Arial" w:hAnsi="Arial"/>
-          <w:sz w:val="20"/>
-          <w:szCs w:val="20"/>
-        </w:rPr>
-        <w:t xml:space="preserve">- Drag script onto Player</w:t>
-      </w:r>
-    </w:p>
-    <w:p>
-      <w:pPr>
-        <w:spacing w:after="60"/>
-      </w:pPr>
-      <w:r>
-        <w:rPr>
-          <w:rFonts w:ascii="Arial" w:cs="Arial" w:eastAsia="Arial" w:hAnsi="Arial"/>
-          <w:sz w:val="20"/>
-          <w:szCs w:val="20"/>
-        </w:rPr>
-        <w:t xml:space="preserve">7. Test</w:t>
-      </w:r>
-    </w:p>
-    <w:p>
-      <w:pPr>
-        <w:spacing w:after="60"/>
-      </w:pPr>
-      <w:r>
-        <w:rPr>
-          <w:rFonts w:ascii="Arial" w:cs="Arial" w:eastAsia="Arial" w:hAnsi="Arial"/>
-          <w:sz w:val="20"/>
-          <w:szCs w:val="20"/>
-        </w:rPr>
-        <w:t xml:space="preserve">- Press Play</w:t>
-      </w:r>
-    </w:p>
-    <w:p>
-      <w:pPr>
-        <w:spacing w:after="60"/>
-      </w:pPr>
-      <w:r>
-        <w:rPr>
-          <w:rFonts w:ascii="Arial" w:cs="Arial" w:eastAsia="Arial" w:hAnsi="Arial"/>
-          <w:sz w:val="20"/>
-          <w:szCs w:val="20"/>
-        </w:rPr>
-        <w:t xml:space="preserve">- Move and watch animations play</w:t>
-      </w:r>
-    </w:p>
-    <w:p>
-      <w:pPr>
-        <w:spacing w:after="60"/>
-      </w:pPr>
-      <w:r>
-        <w:rPr>
-          <w:rFonts w:ascii="Arial" w:cs="Arial" w:eastAsia="Arial" w:hAnsi="Arial"/>
-          <w:sz w:val="20"/>
-          <w:szCs w:val="20"/>
-        </w:rPr>
-        <w:t xml:space="preserve">- Jump and see jump animation trigger</w:t>
       </w:r>
     </w:p>
     <w:p>
@@ -3335,6 +3067,94 @@
       <w:pPr>
         <w:spacing w:after="160"/>
       </w:pPr>
+    </w:p>
+    <w:p>
+      <w:pPr>
+        <w:pBdr>
+          <w:bottom w:val="single" w:color="5B2D8E" w:sz="4" w:space="4"/>
+        </w:pBdr>
+        <w:spacing w:after="100" w:before="120"/>
+      </w:pPr>
+      <w:r>
+        <w:rPr>
+          <w:rFonts w:ascii="Arial" w:cs="Arial" w:eastAsia="Arial" w:hAnsi="Arial"/>
+          <w:b/>
+          <w:bCs/>
+          <w:color w:val="5B2D8E"/>
+          <w:sz w:val="24"/>
+          <w:szCs w:val="24"/>
+        </w:rPr>
+        <w:t xml:space="preserve">Practice Problems</w:t>
+      </w:r>
+    </w:p>
+    <w:p>
+      <w:pPr>
+        <w:spacing w:after="80"/>
+      </w:pPr>
+      <w:r>
+        <w:rPr>
+          <w:rFonts w:ascii="Arial" w:cs="Arial" w:eastAsia="Arial" w:hAnsi="Arial"/>
+          <w:b/>
+          <w:bCs/>
+          <w:sz w:val="20"/>
+          <w:szCs w:val="20"/>
+        </w:rPr>
+        <w:t xml:space="preserve">Problem 1: </w:t>
+      </w:r>
+      <w:r>
+        <w:rPr>
+          <w:rFonts w:ascii="Arial" w:cs="Arial" w:eastAsia="Arial" w:hAnsi="Arial"/>
+          <w:sz w:val="20"/>
+          <w:szCs w:val="20"/>
+        </w:rPr>
+        <w:t xml:space="preserve">Beginner:  Create Idle and Walk animations. Blend between them using a Speed parameter.</w:t>
+      </w:r>
+    </w:p>
+    <w:p>
+      <w:pPr>
+        <w:spacing w:after="80"/>
+      </w:pPr>
+      <w:r>
+        <w:rPr>
+          <w:rFonts w:ascii="Arial" w:cs="Arial" w:eastAsia="Arial" w:hAnsi="Arial"/>
+          <w:b/>
+          <w:bCs/>
+          <w:sz w:val="20"/>
+          <w:szCs w:val="20"/>
+        </w:rPr>
+        <w:t xml:space="preserve">Problem 2: </w:t>
+      </w:r>
+      <w:r>
+        <w:rPr>
+          <w:rFonts w:ascii="Arial" w:cs="Arial" w:eastAsia="Arial" w:hAnsi="Arial"/>
+          <w:sz w:val="20"/>
+          <w:szCs w:val="20"/>
+        </w:rPr>
+        <w:t xml:space="preserve">Intermediate:  Add attack animation: press Left Mouse to play attack animation. Cannot move while attacking. Animation lasts 0.6 seconds.</w:t>
+      </w:r>
+    </w:p>
+    <w:p>
+      <w:pPr>
+        <w:spacing w:after="80"/>
+      </w:pPr>
+      <w:r>
+        <w:rPr>
+          <w:rFonts w:ascii="Arial" w:cs="Arial" w:eastAsia="Arial" w:hAnsi="Arial"/>
+          <w:b/>
+          <w:bCs/>
+          <w:sz w:val="20"/>
+          <w:szCs w:val="20"/>
+        </w:rPr>
+        <w:t xml:space="preserve">Problem 3: </w:t>
+      </w:r>
+      <w:r>
+        <w:rPr>
+          <w:rFonts w:ascii="Arial" w:cs="Arial" w:eastAsia="Arial" w:hAnsi="Arial"/>
+          <w:sz w:val="20"/>
+          <w:szCs w:val="20"/>
+        </w:rPr>
+        <w:t xml:space="preserve">Challenge:  Implement locomotion blend tree: create a 2D blend tree with horizontal/vertical movement to blend between idle, walk forward, walk backward, strafe left, strafe right.</w:t>
+      </w:r>
     </w:p>
     <w:p>
       <w:pPr>
